--- a/public/templates/protocol-instrument-dq.docx
+++ b/public/templates/protocol-instrument-dq.docx
@@ -1711,7 +1711,7 @@
                 <w:rFonts w:ascii="Consolas" w:hAnsi="Consolas"/>
                 <w:sz w:val="20"/>
               </w:rPr>
-              <w:t>&lt;&lt;FILL: 1 infrastructure / 3 non-configured / 4 configured / 5 custom&gt;&gt;</w:t>
+              <w:t>&lt;&lt;FILL: assign the software's category per the ISPE GAMP 5 classification, from underlying infrastructure software through standard non-configured products, configured products, to bespoke custom code&gt;&gt;</w:t>
             </w:r>
           </w:p>
         </w:tc>
